--- a/templates/post-incorporate/04 ShareCertificate - template.docx
+++ b/templates/post-incorporate/04 ShareCertificate - template.docx
@@ -2468,7 +2468,7 @@
       </w:r>
       <w:r>
         <w:rPr>
-          <w:rFonts w:eastAsiaTheme="minorEastAsia" w:hint="eastAsia"/>
+          <w:rFonts w:eastAsiaTheme="minorEastAsia"/>
           <w:i/>
           <w:sz w:val="24"/>
           <w:lang w:eastAsia="zh-CN"/>
